--- a/labs/lab02/report/report.docx
+++ b/labs/lab02/report/report.docx
@@ -339,7 +339,7 @@
         <w:rPr>
           <w:rStyle w:val="VerbatimChar"/>
         </w:rPr>
-        <w:t xml:space="preserve">ZhaoXinya</w:t>
+        <w:t xml:space="preserve">zhaoxinya</w:t>
       </w:r>
       <w:r>
         <w:t xml:space="preserve">. Для определения текущего пользователя и его идентификаторов были использованы команды</w:t>
